--- a/Documentazione.docx
+++ b/Documentazione.docx
@@ -394,8 +394,100 @@
         <w:rPr/>
       </w:pPr>
       <w:r>
-        <w:rPr/>
-        <w:t xml:space="preserve">Apprendimento supervisionato — confronto tra più classificatori con cross-validation ripetuta (cap. 7 del testo).  </w:t>
+        <w:rPr>
+          <w:lang w:val="en-US"/>
+        </w:rPr>
+        <w:t>Apprendimento</w:t>
+      </w:r>
+      <w:r>
+        <w:rPr>
+          <w:lang w:val="en-US"/>
+        </w:rPr>
+        <w:t xml:space="preserve"> </w:t>
+      </w:r>
+      <w:r>
+        <w:rPr>
+          <w:lang w:val="en-US"/>
+        </w:rPr>
+        <w:t>supervisionato</w:t>
+      </w:r>
+      <w:r>
+        <w:rPr>
+          <w:lang w:val="en-US"/>
+        </w:rPr>
+        <w:t xml:space="preserve">, </w:t>
+      </w:r>
+      <w:r>
+        <w:rPr>
+          <w:lang w:val="en-US"/>
+        </w:rPr>
+        <w:t>confronto</w:t>
+      </w:r>
+      <w:r>
+        <w:rPr>
+          <w:lang w:val="en-US"/>
+        </w:rPr>
+        <w:t xml:space="preserve"> </w:t>
+      </w:r>
+      <w:r>
+        <w:rPr>
+          <w:lang w:val="en-US"/>
+        </w:rPr>
+        <w:t>tra</w:t>
+      </w:r>
+      <w:r>
+        <w:rPr>
+          <w:lang w:val="en-US"/>
+        </w:rPr>
+        <w:t xml:space="preserve"> </w:t>
+      </w:r>
+      <w:r>
+        <w:rPr>
+          <w:lang w:val="en-US"/>
+        </w:rPr>
+        <w:t>più</w:t>
+      </w:r>
+      <w:r>
+        <w:rPr>
+          <w:lang w:val="en-US"/>
+        </w:rPr>
+        <w:t xml:space="preserve"> </w:t>
+      </w:r>
+      <w:r>
+        <w:rPr>
+          <w:lang w:val="en-US"/>
+        </w:rPr>
+        <w:t>classificatori</w:t>
+      </w:r>
+      <w:r>
+        <w:rPr>
+          <w:lang w:val="en-US"/>
+        </w:rPr>
+        <w:t xml:space="preserve"> con cross-</w:t>
+      </w:r>
+      <w:r>
+        <w:rPr>
+          <w:lang w:val="en-US"/>
+        </w:rPr>
+        <w:t>validation</w:t>
+      </w:r>
+      <w:r>
+        <w:rPr>
+          <w:lang w:val="en-US"/>
+        </w:rPr>
+        <w:t xml:space="preserve"> </w:t>
+      </w:r>
+      <w:r>
+        <w:rPr>
+          <w:lang w:val="en-US"/>
+        </w:rPr>
+        <w:t>ripetuta</w:t>
+      </w:r>
+      <w:r>
+        <w:rPr>
+          <w:lang w:val="en-US"/>
+        </w:rPr>
+        <w:t xml:space="preserve">   </w:t>
       </w:r>
     </w:p>
     <w:p>
@@ -438,7 +530,13 @@
         <w:rPr>
           <w:lang w:val="en-US"/>
         </w:rPr>
-        <w:t>incertezza,</w:t>
+        <w:t>incertezza</w:t>
+      </w:r>
+      <w:r>
+        <w:rPr>
+          <w:lang w:val="en-US"/>
+        </w:rPr>
+        <w:t>,</w:t>
       </w:r>
       <w:r>
         <w:rPr>
@@ -492,7 +590,7 @@
         <w:rPr>
           <w:lang w:val="en-US"/>
         </w:rPr>
-        <w:t xml:space="preserve"> (cap. 9).  </w:t>
+        <w:t xml:space="preserve">.  </w:t>
       </w:r>
       <w:r>
         <w:rPr>
@@ -517,7 +615,115 @@
         <w:rPr>
           <w:lang w:val="en-US"/>
         </w:rPr>
-        <w:t xml:space="preserve">Rappresentazione della conoscenza e ragionamento automatico — ontologia e regole in Prolog basate su clausole di Horn (capp. 5 e 15).  </w:t>
+        <w:t>Rappresentazione</w:t>
+      </w:r>
+      <w:r>
+        <w:rPr>
+          <w:lang w:val="en-US"/>
+        </w:rPr>
+        <w:t xml:space="preserve"> della </w:t>
+      </w:r>
+      <w:r>
+        <w:rPr>
+          <w:lang w:val="en-US"/>
+        </w:rPr>
+        <w:t>conoscenza</w:t>
+      </w:r>
+      <w:r>
+        <w:rPr>
+          <w:lang w:val="en-US"/>
+        </w:rPr>
+        <w:t xml:space="preserve"> e </w:t>
+      </w:r>
+      <w:r>
+        <w:rPr>
+          <w:lang w:val="en-US"/>
+        </w:rPr>
+        <w:t>ragionamento</w:t>
+      </w:r>
+      <w:r>
+        <w:rPr>
+          <w:lang w:val="en-US"/>
+        </w:rPr>
+        <w:t xml:space="preserve"> </w:t>
+      </w:r>
+      <w:r>
+        <w:rPr>
+          <w:lang w:val="en-US"/>
+        </w:rPr>
+        <w:t>automatico</w:t>
+      </w:r>
+      <w:r>
+        <w:rPr>
+          <w:lang w:val="en-US"/>
+        </w:rPr>
+        <w:t xml:space="preserve">, </w:t>
+      </w:r>
+      <w:r>
+        <w:rPr>
+          <w:lang w:val="en-US"/>
+        </w:rPr>
+        <w:t>ontologia</w:t>
+      </w:r>
+      <w:r>
+        <w:rPr>
+          <w:lang w:val="en-US"/>
+        </w:rPr>
+        <w:t xml:space="preserve"> e </w:t>
+      </w:r>
+      <w:r>
+        <w:rPr>
+          <w:lang w:val="en-US"/>
+        </w:rPr>
+        <w:t>regole</w:t>
+      </w:r>
+      <w:r>
+        <w:rPr>
+          <w:lang w:val="en-US"/>
+        </w:rPr>
+        <w:t xml:space="preserve"> in Prolog </w:t>
+      </w:r>
+      <w:r>
+        <w:rPr>
+          <w:lang w:val="en-US"/>
+        </w:rPr>
+        <w:t>basate</w:t>
+      </w:r>
+      <w:r>
+        <w:rPr>
+          <w:lang w:val="en-US"/>
+        </w:rPr>
+        <w:t xml:space="preserve"> </w:t>
+      </w:r>
+      <w:r>
+        <w:rPr>
+          <w:lang w:val="en-US"/>
+        </w:rPr>
+        <w:t>su</w:t>
+      </w:r>
+      <w:r>
+        <w:rPr>
+          <w:lang w:val="en-US"/>
+        </w:rPr>
+        <w:t xml:space="preserve"> </w:t>
+      </w:r>
+      <w:r>
+        <w:rPr>
+          <w:lang w:val="en-US"/>
+        </w:rPr>
+        <w:t>clausole</w:t>
+      </w:r>
+      <w:r>
+        <w:rPr>
+          <w:lang w:val="en-US"/>
+        </w:rPr>
+        <w:t xml:space="preserve"> di Horn</w:t>
+      </w:r>
+      <w:r>
+        <w:rPr>
+          <w:lang w:val="en-US"/>
+        </w:rPr>
+        <w:t xml:space="preserve">.  </w:t>
       </w:r>
     </w:p>
     <w:p>
@@ -4453,7 +4659,7 @@
       </w:pPr>
       <w:r>
         <w:drawing>
-          <wp:inline wp14:editId="57FDC5A2" wp14:anchorId="08973E01">
+          <wp:inline wp14:editId="3A6DEB2A" wp14:anchorId="08973E01">
             <wp:extent cx="4476750" cy="2686050"/>
             <wp:effectExtent l="0" t="0" r="0" b="0"/>
             <wp:docPr id="1001856210" name="drawing"/>
@@ -4638,121 +4844,121 @@
       </w:pPr>
       <w:r>
         <w:rPr>
-          <w:lang w:val="it-IT"/>
+          <w:lang w:val="en-US"/>
         </w:rPr>
         <w:t xml:space="preserve">Per costruire e interrogare la rete ho usato la libreria </w:t>
       </w:r>
       <w:r>
         <w:rPr>
-          <w:lang w:val="it-IT"/>
+          <w:lang w:val="en-US"/>
         </w:rPr>
         <w:t>pgmpy</w:t>
       </w:r>
       <w:r>
         <w:rPr>
-          <w:lang w:val="it-IT"/>
+          <w:lang w:val="en-US"/>
         </w:rPr>
         <w:t xml:space="preserve"> [2]. Gli algoritmi che entrano in </w:t>
       </w:r>
       <w:r>
         <w:rPr>
-          <w:lang w:val="it-IT"/>
+          <w:lang w:val="en-US"/>
         </w:rPr>
         <w:t xml:space="preserve">gioco </w:t>
       </w:r>
       <w:r>
         <w:rPr>
-          <w:lang w:val="it-IT"/>
+          <w:lang w:val="en-US"/>
         </w:rPr>
         <w:t>:</w:t>
       </w:r>
       <w:r>
         <w:rPr>
-          <w:lang w:val="it-IT"/>
+          <w:lang w:val="en-US"/>
         </w:rPr>
         <w:t xml:space="preserve"> </w:t>
       </w:r>
       <w:r>
         <w:rPr>
-          <w:lang w:val="it-IT"/>
+          <w:lang w:val="en-US"/>
         </w:rPr>
         <w:t>HillClimbSearch</w:t>
       </w:r>
       <w:r>
         <w:rPr>
-          <w:lang w:val="it-IT"/>
+          <w:lang w:val="en-US"/>
         </w:rPr>
         <w:t xml:space="preserve"> per scoprire la struttura, Maximum </w:t>
       </w:r>
       <w:r>
         <w:rPr>
-          <w:lang w:val="it-IT"/>
+          <w:lang w:val="en-US"/>
         </w:rPr>
         <w:t>Likelihood</w:t>
       </w:r>
       <w:r>
         <w:rPr>
-          <w:lang w:val="it-IT"/>
+          <w:lang w:val="en-US"/>
         </w:rPr>
         <w:t xml:space="preserve"> </w:t>
       </w:r>
       <w:r>
         <w:rPr>
-          <w:lang w:val="it-IT"/>
+          <w:lang w:val="en-US"/>
         </w:rPr>
         <w:t>Estimation</w:t>
       </w:r>
       <w:r>
         <w:rPr>
-          <w:lang w:val="it-IT"/>
+          <w:lang w:val="en-US"/>
         </w:rPr>
         <w:t xml:space="preserve"> per stimare le probabilità e </w:t>
       </w:r>
       <w:r>
         <w:rPr>
-          <w:lang w:val="it-IT"/>
+          <w:lang w:val="en-US"/>
         </w:rPr>
         <w:t>Variable</w:t>
       </w:r>
       <w:r>
         <w:rPr>
-          <w:lang w:val="it-IT"/>
+          <w:lang w:val="en-US"/>
         </w:rPr>
         <w:t xml:space="preserve"> </w:t>
       </w:r>
       <w:r>
         <w:rPr>
-          <w:lang w:val="it-IT"/>
+          <w:lang w:val="en-US"/>
         </w:rPr>
         <w:t>Elimination</w:t>
       </w:r>
       <w:r>
         <w:rPr>
-          <w:lang w:val="it-IT"/>
+          <w:lang w:val="en-US"/>
         </w:rPr>
         <w:t xml:space="preserve"> per </w:t>
       </w:r>
       <w:r>
         <w:rPr>
-          <w:lang w:val="it-IT"/>
+          <w:lang w:val="en-US"/>
         </w:rPr>
         <w:t xml:space="preserve">l'inferenza </w:t>
       </w:r>
       <w:r>
         <w:rPr>
-          <w:lang w:val="it-IT"/>
+          <w:lang w:val="en-US"/>
         </w:rPr>
         <w:t>,</w:t>
       </w:r>
       <w:r>
         <w:rPr>
-          <w:lang w:val="it-IT"/>
+          <w:lang w:val="en-US"/>
         </w:rPr>
         <w:t xml:space="preserve"> tutti noti quindi mi limito a citarli</w:t>
       </w:r>
       <w:r>
         <w:rPr>
-          <w:lang w:val="it-IT"/>
+          <w:lang w:val="en-US"/>
         </w:rPr>
         <w:t xml:space="preserve">[4].  </w:t>
       </w:r>
@@ -4813,7 +5019,7 @@
       </w:pPr>
       <w:r>
         <w:drawing>
-          <wp:inline wp14:editId="14963838" wp14:anchorId="6C4C6D2B">
+          <wp:inline wp14:editId="7798927E" wp14:anchorId="6C4C6D2B">
             <wp:extent cx="4381500" cy="2924175"/>
             <wp:effectExtent l="0" t="0" r="0" b="0"/>
             <wp:docPr id="2008439739" name="drawing"/>
@@ -6366,8 +6572,58 @@
         <w:pStyle w:val="Normal"/>
       </w:pPr>
       <w:r>
-        <w:rPr/>
-        <w:t xml:space="preserve">[4] D. Poole, A. Mackworth, Artificial Intelligence: Foundations of Computational Agents, 3ª ed., Cambridge University Press [capp. 7, 9, 10]. </w:t>
+        <w:rPr>
+          <w:lang w:val="en-US"/>
+        </w:rPr>
+        <w:t xml:space="preserve">[4] D. Poole, A. </w:t>
+      </w:r>
+      <w:r>
+        <w:rPr>
+          <w:lang w:val="en-US"/>
+        </w:rPr>
+        <w:t>Mackworth</w:t>
+      </w:r>
+      <w:r>
+        <w:rPr>
+          <w:lang w:val="en-US"/>
+        </w:rPr>
+        <w:t xml:space="preserve">, </w:t>
+      </w:r>
+      <w:r>
+        <w:rPr>
+          <w:lang w:val="en-US"/>
+        </w:rPr>
+        <w:t>Artificial</w:t>
+      </w:r>
+      <w:r>
+        <w:rPr>
+          <w:lang w:val="en-US"/>
+        </w:rPr>
+        <w:t xml:space="preserve"> Intelligence: </w:t>
+      </w:r>
+      <w:r>
+        <w:rPr>
+          <w:lang w:val="en-US"/>
+        </w:rPr>
+        <w:t>Foundations</w:t>
+      </w:r>
+      <w:r>
+        <w:rPr>
+          <w:lang w:val="en-US"/>
+        </w:rPr>
+        <w:t xml:space="preserve"> of </w:t>
+      </w:r>
+      <w:r>
+        <w:rPr>
+          <w:lang w:val="en-US"/>
+        </w:rPr>
+        <w:t>Computational</w:t>
+      </w:r>
+      <w:r>
+        <w:rPr>
+          <w:lang w:val="en-US"/>
+        </w:rPr>
+        <w:t xml:space="preserve"> Agents, 3 ed., Cambridge University Press [capp. 7, 9, 10]. </w:t>
       </w:r>
     </w:p>
     <w:p>
@@ -6378,7 +6634,19 @@
         <w:rPr>
           <w:lang w:val="en-US"/>
         </w:rPr>
-        <w:t>[5] D. Poole, A. Mackworth, Artificial Intelligence: Foundations of Computational Agents, 3ª ed., Cambridge University Press [capp. 5, 15].</w:t>
+        <w:t>[5] D. Poole, A. Mackworth, Artificial Intelligence: Foundations of Computational Agents, 3 ed., Cambridge University Press [</w:t>
+      </w:r>
+      <w:r>
+        <w:rPr>
+          <w:lang w:val="en-US"/>
+        </w:rPr>
+        <w:t>capp</w:t>
+      </w:r>
+      <w:r>
+        <w:rPr>
+          <w:lang w:val="en-US"/>
+        </w:rPr>
+        <w:t>. 5, 15].</w:t>
       </w:r>
     </w:p>
     <w:sectPr>
